--- a/LLDD/word/LLDD-To-Be.docx
+++ b/LLDD/word/LLDD-To-Be.docx
@@ -306,10 +306,10 @@
         <w:rPr>
           <w:b/>
         </w:rPr>
-        <w:t>เฉพาะงานที่ To-Be เพิ่มเข้ามาใหม่ = 501 ชั่วโมง</w:t>
+        <w:t>เฉพาะงานที่ To-Be เพิ่มเข้ามาใหม่ = 496 ชั่วโมง</w:t>
       </w:r>
       <w:r>
-        <w:t xml:space="preserve"> เท่านั้น · งานฐานรากที่ต้องทำอยู่แล้วไม่ว่าจะมี To-Be หรือไม่ (323 ชั่วโมง — โครงฐานข้อมูล, pipeline FGI/FCS, สัญญากลาง API/FE, shell ของ portal, งานทดสอบ/ส่งมอบ) แยกไว้ท้ายเอกสารและ</w:t>
+        <w:t xml:space="preserve"> เท่านั้น · งานฐานรากที่ต้องทำอยู่แล้วไม่ว่าจะมี To-Be หรือไม่ (333 ชั่วโมง — โครงฐานข้อมูล, pipeline FGI/FCS, สัญญากลาง API/FE, shell ของ portal, งานทดสอบ/ส่งมอบ) แยกไว้ท้ายเอกสารและ</w:t>
       </w:r>
       <w:r>
         <w:rPr>
@@ -611,7 +611,7 @@
                 <w:rFonts w:ascii="Arial" w:hAnsi="Arial" w:eastAsia="Arial" w:cs="Tahoma"/>
                 <w:sz w:val="18"/>
               </w:rPr>
-              <w:t>236</w:t>
+              <w:t>231</w:t>
             </w:r>
           </w:p>
         </w:tc>
@@ -637,7 +637,7 @@
                 <w:b/>
                 <w:sz w:val="18"/>
               </w:rPr>
-              <w:t>324</w:t>
+              <w:t>319</w:t>
             </w:r>
           </w:p>
         </w:tc>
@@ -1068,7 +1068,7 @@
                 <w:b/>
                 <w:sz w:val="18"/>
               </w:rPr>
-              <w:t>358</w:t>
+              <w:t>353</w:t>
             </w:r>
           </w:p>
         </w:tc>
@@ -1094,7 +1094,7 @@
                 <w:b/>
                 <w:sz w:val="18"/>
               </w:rPr>
-              <w:t>501</w:t>
+              <w:t>496</w:t>
             </w:r>
           </w:p>
         </w:tc>
@@ -1224,7 +1224,7 @@
                 <w:rFonts w:ascii="Arial" w:hAnsi="Arial" w:eastAsia="Arial" w:cs="Tahoma"/>
                 <w:sz w:val="18"/>
               </w:rPr>
-              <w:t>*240*</w:t>
+              <w:t>*250*</w:t>
             </w:r>
           </w:p>
         </w:tc>
@@ -1249,7 +1249,7 @@
                 <w:rFonts w:ascii="Arial" w:hAnsi="Arial" w:eastAsia="Arial" w:cs="Tahoma"/>
                 <w:sz w:val="18"/>
               </w:rPr>
-              <w:t>*323*</w:t>
+              <w:t>*333*</w:t>
             </w:r>
           </w:p>
         </w:tc>
@@ -1275,10 +1275,10 @@
         <w:rPr>
           <w:b/>
         </w:rPr>
-        <w:t>ใช้เวลา 324 ชั่วโมง</w:t>
+        <w:t>ใช้เวลา 319 ชั่วโมง</w:t>
       </w:r>
       <w:r>
-        <w:t xml:space="preserve"> (FE 88 + BE 236)  ·  FE: </w:t>
+        <w:t xml:space="preserve"> (FE 88 + BE 231)  ·  FE: </w:t>
       </w:r>
       <w:r>
         <w:rPr>
@@ -1314,7 +1314,7 @@
         <w:t>Bank</w:t>
       </w:r>
       <w:r>
-        <w:t xml:space="preserve"> 81 ชม. · </w:t>
+        <w:t xml:space="preserve"> 76 ชม. · </w:t>
       </w:r>
       <w:r>
         <w:rPr>
@@ -2443,7 +2443,7 @@
                 <w:b/>
                 <w:sz w:val="18"/>
               </w:rPr>
-              <w:t>29</w:t>
+              <w:t>28</w:t>
             </w:r>
           </w:p>
         </w:tc>
@@ -2705,7 +2705,7 @@
                 <w:b/>
                 <w:sz w:val="18"/>
               </w:rPr>
-              <w:t>24</w:t>
+              <w:t>23</w:t>
             </w:r>
           </w:p>
         </w:tc>
@@ -2891,7 +2891,7 @@
                 <w:rFonts w:ascii="Courier New" w:hAnsi="Courier New" w:eastAsia="Courier New" w:cs="Tahoma"/>
                 <w:sz w:val="18"/>
               </w:rPr>
-              <w:t>LLDD-BE-Job-9-SyncNewStoreToDocument.pdf</w:t>
+              <w:t>LLDD-BE-API-Document-Workflow-Actions.pdf</w:t>
             </w:r>
           </w:p>
         </w:tc>
@@ -2941,7 +2941,7 @@
                 <w:rFonts w:ascii="Arial" w:hAnsi="Arial" w:eastAsia="Arial" w:cs="Tahoma"/>
                 <w:sz w:val="18"/>
               </w:rPr>
-              <w:t>Bank</w:t>
+              <w:t>Vava</w:t>
             </w:r>
           </w:p>
         </w:tc>
@@ -2992,7 +2992,7 @@
                 <w:rFonts w:ascii="Arial" w:hAnsi="Arial" w:eastAsia="Arial" w:cs="Tahoma"/>
                 <w:sz w:val="18"/>
               </w:rPr>
-              <w:t>เต็มฉบับ</w:t>
+              <w:t>40% ของฉบับ</w:t>
             </w:r>
           </w:p>
         </w:tc>
@@ -3022,7 +3022,7 @@
                 <w:rFonts w:ascii="Courier New" w:hAnsi="Courier New" w:eastAsia="Courier New" w:cs="Tahoma"/>
                 <w:sz w:val="18"/>
               </w:rPr>
-              <w:t>LLDD-BE-API-Document-Workflow-Actions.pdf</w:t>
+              <w:t>LLDD-BE-Job-9-SyncNewStoreToDocument.pdf</w:t>
             </w:r>
           </w:p>
         </w:tc>
@@ -3072,7 +3072,7 @@
                 <w:rFonts w:ascii="Arial" w:hAnsi="Arial" w:eastAsia="Arial" w:cs="Tahoma"/>
                 <w:sz w:val="18"/>
               </w:rPr>
-              <w:t>Vava</w:t>
+              <w:t>Bank</w:t>
             </w:r>
           </w:p>
         </w:tc>
@@ -3098,7 +3098,7 @@
                 <w:b/>
                 <w:sz w:val="18"/>
               </w:rPr>
-              <w:t>15</w:t>
+              <w:t>13</w:t>
             </w:r>
           </w:p>
         </w:tc>
@@ -3123,7 +3123,7 @@
                 <w:rFonts w:ascii="Arial" w:hAnsi="Arial" w:eastAsia="Arial" w:cs="Tahoma"/>
                 <w:sz w:val="18"/>
               </w:rPr>
-              <w:t>40% ของฉบับ</w:t>
+              <w:t>เต็มฉบับ</w:t>
             </w:r>
           </w:p>
         </w:tc>
@@ -3229,7 +3229,7 @@
                 <w:b/>
                 <w:sz w:val="18"/>
               </w:rPr>
-              <w:t>13</w:t>
+              <w:t>12</w:t>
             </w:r>
           </w:p>
         </w:tc>
@@ -3438,7 +3438,7 @@
         <w:rPr>
           <w:b/>
         </w:rPr>
-        <w:t>Bank</w:t>
+        <w:t>Pete</w:t>
       </w:r>
       <w:r>
         <w:t xml:space="preserve"> 24 ชม.</w:t>
@@ -3885,7 +3885,7 @@
                 <w:rFonts w:ascii="Arial" w:hAnsi="Arial" w:eastAsia="Arial" w:cs="Tahoma"/>
                 <w:sz w:val="18"/>
               </w:rPr>
-              <w:t>Bank</w:t>
+              <w:t>Pete</w:t>
             </w:r>
           </w:p>
         </w:tc>
@@ -4554,7 +4554,16 @@
         <w:keepLines/>
       </w:pPr>
       <w:r>
-        <w:t>ตัวกรอง 7 ตัว — สถานะ (บังคับ) · รหัสร้านถูกกระทบ · รหัสร้านเปิดกระทบ · Period Statement (ค.ศ.) · ประเภทร้าน (checkbox) · ภาค (checkbox เพิ่มอัตโนมัติเมื่อมีภาคใหม่) · ผลการพิจารณา (radio)</w:t>
+        <w:t xml:space="preserve">ตัวกรอง 7 ตัว — สถานะ (บังคับ · ไม่เลือกแล้วกดค้นหา → 400 </w:t>
+      </w:r>
+      <w:r>
+        <w:rPr>
+          <w:b/>
+        </w:rPr>
+        <w:t>REPORT_STATUS_REQUIRED</w:t>
+      </w:r>
+      <w:r>
+        <w:t>) · รหัสร้านถูกกระทบ · รหัสร้านเปิดกระทบ · Period Statement (ค.ศ.) · ประเภทร้าน (checkbox) · ภาค (checkbox เพิ่มอัตโนมัติเมื่อมีภาคใหม่) · ผลการพิจารณา (radio)</w:t>
       </w:r>
     </w:p>
     <w:p>
@@ -4986,7 +4995,7 @@
         <w:keepNext w:val="0"/>
       </w:pPr>
       <w:r>
-        <w:t>งานชุดนี้ (323 ชั่วโมง · FE 83 + BE 240) ต้องทำอยู่แล้วไม่ว่าจะมี To-Be หรือไม่ — SDD ไม่ได้ระบุเป็นข้อ และไม่ควรนับเป็นต้นทุนของการเปลี่ยนแปลงตาม To-Be · แสดงไว้เพื่อให้เห็นภาพรวมของชุดส่งมอบทั้งหมดเท่านั้น</w:t>
+        <w:t>งานชุดนี้ (333 ชั่วโมง · FE 83 + BE 250) ต้องทำอยู่แล้วไม่ว่าจะมี To-Be หรือไม่ — SDD ไม่ได้ระบุเป็นข้อ และไม่ควรนับเป็นต้นทุนของการเปลี่ยนแปลงตาม To-Be · แสดงไว้เพื่อให้เห็นภาพรวมของชุดส่งมอบทั้งหมดเท่านั้น</w:t>
       </w:r>
     </w:p>
     <w:p>
@@ -5004,7 +5013,16 @@
         <w:keepLines/>
       </w:pPr>
       <w:r>
-        <w:t>pipeline FGI/FCS ที่ป้อนข้อมูลให้ทุก To-Be (Job 2-6, Job 10 และงาน interface/อีเมล)</w:t>
+        <w:t xml:space="preserve">pipeline FGI/FCS ที่ป้อนข้อมูลให้ทุก To-Be — </w:t>
+      </w:r>
+      <w:r>
+        <w:rPr>
+          <w:b/>
+        </w:rPr>
+        <w:t>batch job ทั้งหมด</w:t>
+      </w:r>
+      <w:r>
+        <w:t xml:space="preserve"> Jobs 2, 3, 4, 5, 6, 7, 8, 8b, 9, 10, 11, 12 (รวม 12 job) และงาน interface/อีเมล</w:t>
       </w:r>
     </w:p>
     <w:p>
@@ -5229,7 +5247,7 @@
                 <w:rFonts w:ascii="Arial" w:hAnsi="Arial" w:eastAsia="Arial" w:cs="Tahoma"/>
                 <w:sz w:val="18"/>
               </w:rPr>
-              <w:t>Bank</w:t>
+              <w:t>Vava</w:t>
             </w:r>
           </w:p>
         </w:tc>
@@ -5514,7 +5532,7 @@
                 <w:rFonts w:ascii="Arial" w:hAnsi="Arial" w:eastAsia="Arial" w:cs="Tahoma"/>
                 <w:sz w:val="18"/>
               </w:rPr>
-              <w:t>34</w:t>
+              <w:t>32</w:t>
             </w:r>
           </w:p>
         </w:tc>
@@ -5619,7 +5637,7 @@
                 <w:rFonts w:ascii="Arial" w:hAnsi="Arial" w:eastAsia="Arial" w:cs="Tahoma"/>
                 <w:sz w:val="18"/>
               </w:rPr>
-              <w:t>Bank</w:t>
+              <w:t>Pete</w:t>
             </w:r>
           </w:p>
         </w:tc>
@@ -5699,7 +5717,7 @@
                 <w:rFonts w:ascii="Courier New" w:hAnsi="Courier New" w:eastAsia="Courier New" w:cs="Tahoma"/>
                 <w:sz w:val="18"/>
               </w:rPr>
-              <w:t>LLDD-BE-Job-5-ImportImpactSaleFromIAS.pdf</w:t>
+              <w:t>LLDD-FE-Master-Data.pdf</w:t>
             </w:r>
           </w:p>
         </w:tc>
@@ -5724,7 +5742,7 @@
                 <w:rFonts w:ascii="Arial" w:hAnsi="Arial" w:eastAsia="Arial" w:cs="Tahoma"/>
                 <w:sz w:val="18"/>
               </w:rPr>
-              <w:t>BE</w:t>
+              <w:t>FE</w:t>
             </w:r>
           </w:p>
         </w:tc>
@@ -5749,7 +5767,7 @@
                 <w:rFonts w:ascii="Arial" w:hAnsi="Arial" w:eastAsia="Arial" w:cs="Tahoma"/>
                 <w:sz w:val="18"/>
               </w:rPr>
-              <w:t>Bank</w:t>
+              <w:t>New</w:t>
             </w:r>
           </w:p>
         </w:tc>
@@ -5774,7 +5792,7 @@
                 <w:rFonts w:ascii="Arial" w:hAnsi="Arial" w:eastAsia="Arial" w:cs="Tahoma"/>
                 <w:sz w:val="18"/>
               </w:rPr>
-              <w:t>21</w:t>
+              <w:t>20</w:t>
             </w:r>
           </w:p>
         </w:tc>
@@ -5829,7 +5847,7 @@
                 <w:rFonts w:ascii="Courier New" w:hAnsi="Courier New" w:eastAsia="Courier New" w:cs="Tahoma"/>
                 <w:sz w:val="18"/>
               </w:rPr>
-              <w:t>LLDD-FE-Master-Data.pdf</w:t>
+              <w:t>LLDD-BE-Job-2-ImportImpactStore.pdf</w:t>
             </w:r>
           </w:p>
         </w:tc>
@@ -5854,7 +5872,7 @@
                 <w:rFonts w:ascii="Arial" w:hAnsi="Arial" w:eastAsia="Arial" w:cs="Tahoma"/>
                 <w:sz w:val="18"/>
               </w:rPr>
-              <w:t>FE</w:t>
+              <w:t>BE</w:t>
             </w:r>
           </w:p>
         </w:tc>
@@ -5879,7 +5897,7 @@
                 <w:rFonts w:ascii="Arial" w:hAnsi="Arial" w:eastAsia="Arial" w:cs="Tahoma"/>
                 <w:sz w:val="18"/>
               </w:rPr>
-              <w:t>New</w:t>
+              <w:t>Bank</w:t>
             </w:r>
           </w:p>
         </w:tc>
@@ -5959,7 +5977,7 @@
                 <w:rFonts w:ascii="Courier New" w:hAnsi="Courier New" w:eastAsia="Courier New" w:cs="Tahoma"/>
                 <w:sz w:val="18"/>
               </w:rPr>
-              <w:t>LLDD-BE-Job-2-ImportImpactStore.pdf</w:t>
+              <w:t>LLDD-BE-API-Common-Contracts.pdf</w:t>
             </w:r>
           </w:p>
         </w:tc>
@@ -6009,7 +6027,7 @@
                 <w:rFonts w:ascii="Arial" w:hAnsi="Arial" w:eastAsia="Arial" w:cs="Tahoma"/>
                 <w:sz w:val="18"/>
               </w:rPr>
-              <w:t>Bank</w:t>
+              <w:t>But</w:t>
             </w:r>
           </w:p>
         </w:tc>
@@ -6034,7 +6052,7 @@
                 <w:rFonts w:ascii="Arial" w:hAnsi="Arial" w:eastAsia="Arial" w:cs="Tahoma"/>
                 <w:sz w:val="18"/>
               </w:rPr>
-              <w:t>19</w:t>
+              <w:t>18</w:t>
             </w:r>
           </w:p>
         </w:tc>
@@ -6164,7 +6182,7 @@
                 <w:rFonts w:ascii="Arial" w:hAnsi="Arial" w:eastAsia="Arial" w:cs="Tahoma"/>
                 <w:sz w:val="18"/>
               </w:rPr>
-              <w:t>19</w:t>
+              <w:t>17</w:t>
             </w:r>
           </w:p>
         </w:tc>
@@ -6219,7 +6237,7 @@
                 <w:rFonts w:ascii="Courier New" w:hAnsi="Courier New" w:eastAsia="Courier New" w:cs="Tahoma"/>
                 <w:sz w:val="18"/>
               </w:rPr>
-              <w:t>LLDD-BE-Job-Batch-Email-SRM.pdf</w:t>
+              <w:t>LLDD-BE-Job-5-ImportImpactSaleFromIAS.pdf</w:t>
             </w:r>
           </w:p>
         </w:tc>
@@ -6269,7 +6287,7 @@
                 <w:rFonts w:ascii="Arial" w:hAnsi="Arial" w:eastAsia="Arial" w:cs="Tahoma"/>
                 <w:sz w:val="18"/>
               </w:rPr>
-              <w:t>Pete</w:t>
+              <w:t>Bank</w:t>
             </w:r>
           </w:p>
         </w:tc>
@@ -6294,7 +6312,7 @@
                 <w:rFonts w:ascii="Arial" w:hAnsi="Arial" w:eastAsia="Arial" w:cs="Tahoma"/>
                 <w:sz w:val="18"/>
               </w:rPr>
-              <w:t>19</w:t>
+              <w:t>17</w:t>
             </w:r>
           </w:p>
         </w:tc>
@@ -6349,7 +6367,7 @@
                 <w:rFonts w:ascii="Courier New" w:hAnsi="Courier New" w:eastAsia="Courier New" w:cs="Tahoma"/>
                 <w:sz w:val="18"/>
               </w:rPr>
-              <w:t>LLDD-BE-API-Common-Contracts.pdf</w:t>
+              <w:t>LLDD-FE-Integration-Contracts.pdf</w:t>
             </w:r>
           </w:p>
         </w:tc>
@@ -6374,7 +6392,7 @@
                 <w:rFonts w:ascii="Arial" w:hAnsi="Arial" w:eastAsia="Arial" w:cs="Tahoma"/>
                 <w:sz w:val="18"/>
               </w:rPr>
-              <w:t>BE</w:t>
+              <w:t>FE</w:t>
             </w:r>
           </w:p>
         </w:tc>
@@ -6399,7 +6417,7 @@
                 <w:rFonts w:ascii="Arial" w:hAnsi="Arial" w:eastAsia="Arial" w:cs="Tahoma"/>
                 <w:sz w:val="18"/>
               </w:rPr>
-              <w:t>But</w:t>
+              <w:t>lin</w:t>
             </w:r>
           </w:p>
         </w:tc>
@@ -6424,7 +6442,7 @@
                 <w:rFonts w:ascii="Arial" w:hAnsi="Arial" w:eastAsia="Arial" w:cs="Tahoma"/>
                 <w:sz w:val="18"/>
               </w:rPr>
-              <w:t>18</w:t>
+              <w:t>16</w:t>
             </w:r>
           </w:p>
         </w:tc>
@@ -6479,7 +6497,7 @@
                 <w:rFonts w:ascii="Courier New" w:hAnsi="Courier New" w:eastAsia="Courier New" w:cs="Tahoma"/>
                 <w:sz w:val="18"/>
               </w:rPr>
-              <w:t>LLDD-FE-Integration-Contracts.pdf</w:t>
+              <w:t>LLDD-BE-Job-11-ConsumeStaCompensate.pdf</w:t>
             </w:r>
           </w:p>
         </w:tc>
@@ -6504,7 +6522,7 @@
                 <w:rFonts w:ascii="Arial" w:hAnsi="Arial" w:eastAsia="Arial" w:cs="Tahoma"/>
                 <w:sz w:val="18"/>
               </w:rPr>
-              <w:t>FE</w:t>
+              <w:t>BE</w:t>
             </w:r>
           </w:p>
         </w:tc>
@@ -6529,7 +6547,7 @@
                 <w:rFonts w:ascii="Arial" w:hAnsi="Arial" w:eastAsia="Arial" w:cs="Tahoma"/>
                 <w:sz w:val="18"/>
               </w:rPr>
-              <w:t>lin</w:t>
+              <w:t>Bank</w:t>
             </w:r>
           </w:p>
         </w:tc>
@@ -6609,7 +6627,7 @@
                 <w:rFonts w:ascii="Courier New" w:hAnsi="Courier New" w:eastAsia="Courier New" w:cs="Tahoma"/>
                 <w:sz w:val="18"/>
               </w:rPr>
-              <w:t>LLDD-BE-Job-3-ImportImpactCompetitor.pdf</w:t>
+              <w:t>LLDD-BE-Job-12-NotifyPendingWork.pdf</w:t>
             </w:r>
           </w:p>
         </w:tc>
@@ -6999,7 +7017,7 @@
                 <w:rFonts w:ascii="Courier New" w:hAnsi="Courier New" w:eastAsia="Courier New" w:cs="Tahoma"/>
                 <w:sz w:val="18"/>
               </w:rPr>
-              <w:t>LLDD-BE-Job-10-NotifyNoReceiveData.pdf</w:t>
+              <w:t>LLDD-BE-Job-3-ImportImpactCompetitor.pdf</w:t>
             </w:r>
           </w:p>
         </w:tc>
@@ -7074,7 +7092,267 @@
                 <w:rFonts w:ascii="Arial" w:hAnsi="Arial" w:eastAsia="Arial" w:cs="Tahoma"/>
                 <w:sz w:val="18"/>
               </w:rPr>
+              <w:t>12</w:t>
+            </w:r>
+          </w:p>
+        </w:tc>
+        <w:tc>
+          <w:tcPr>
+            <w:tcW w:type="dxa" w:w="2016"/>
+            <w:vAlign w:val="center"/>
+          </w:tcPr>
+          <w:p>
+            <w:pPr>
+              <w:keepLines/>
+              <w:spacing w:after="0"/>
+            </w:pPr>
+            <w:r>
+              <w:rPr>
+                <w:rFonts w:ascii="Arial" w:hAnsi="Arial" w:eastAsia="Arial" w:cs="Tahoma"/>
+                <w:sz w:val="18"/>
+              </w:rPr>
+            </w:r>
+            <w:r>
+              <w:rPr>
+                <w:rFonts w:ascii="Arial" w:hAnsi="Arial" w:eastAsia="Arial" w:cs="Tahoma"/>
+                <w:sz w:val="18"/>
+              </w:rPr>
+              <w:t>เต็มฉบับ</w:t>
+            </w:r>
+          </w:p>
+        </w:tc>
+      </w:tr>
+      <w:tr>
+        <w:trPr>
+          <w:cantSplit/>
+        </w:trPr>
+        <w:tc>
+          <w:tcPr>
+            <w:tcW w:type="dxa" w:w="2016"/>
+            <w:vAlign w:val="center"/>
+          </w:tcPr>
+          <w:p>
+            <w:pPr>
+              <w:keepLines/>
+              <w:spacing w:after="0"/>
+            </w:pPr>
+            <w:r>
+              <w:rPr>
+                <w:rFonts w:ascii="Arial" w:hAnsi="Arial" w:eastAsia="Arial" w:cs="Tahoma"/>
+                <w:sz w:val="18"/>
+              </w:rPr>
+            </w:r>
+            <w:r>
+              <w:rPr>
+                <w:rFonts w:ascii="Courier New" w:hAnsi="Courier New" w:eastAsia="Courier New" w:cs="Tahoma"/>
+                <w:sz w:val="18"/>
+              </w:rPr>
+              <w:t>LLDD-BE-Job-Batch-Email-SRM.pdf</w:t>
+            </w:r>
+          </w:p>
+        </w:tc>
+        <w:tc>
+          <w:tcPr>
+            <w:tcW w:type="dxa" w:w="2016"/>
+            <w:vAlign w:val="center"/>
+          </w:tcPr>
+          <w:p>
+            <w:pPr>
+              <w:keepLines/>
+              <w:spacing w:after="0"/>
+            </w:pPr>
+            <w:r>
+              <w:rPr>
+                <w:rFonts w:ascii="Arial" w:hAnsi="Arial" w:eastAsia="Arial" w:cs="Tahoma"/>
+                <w:sz w:val="18"/>
+              </w:rPr>
+            </w:r>
+            <w:r>
+              <w:rPr>
+                <w:rFonts w:ascii="Arial" w:hAnsi="Arial" w:eastAsia="Arial" w:cs="Tahoma"/>
+                <w:sz w:val="18"/>
+              </w:rPr>
+              <w:t>BE</w:t>
+            </w:r>
+          </w:p>
+        </w:tc>
+        <w:tc>
+          <w:tcPr>
+            <w:tcW w:type="dxa" w:w="2016"/>
+            <w:vAlign w:val="center"/>
+          </w:tcPr>
+          <w:p>
+            <w:pPr>
+              <w:keepLines/>
+              <w:spacing w:after="0"/>
+            </w:pPr>
+            <w:r>
+              <w:rPr>
+                <w:rFonts w:ascii="Arial" w:hAnsi="Arial" w:eastAsia="Arial" w:cs="Tahoma"/>
+                <w:sz w:val="18"/>
+              </w:rPr>
+            </w:r>
+            <w:r>
+              <w:rPr>
+                <w:rFonts w:ascii="Arial" w:hAnsi="Arial" w:eastAsia="Arial" w:cs="Tahoma"/>
+                <w:sz w:val="18"/>
+              </w:rPr>
+              <w:t>Pete</w:t>
+            </w:r>
+          </w:p>
+        </w:tc>
+        <w:tc>
+          <w:tcPr>
+            <w:tcW w:type="dxa" w:w="2016"/>
+            <w:vAlign w:val="center"/>
+          </w:tcPr>
+          <w:p>
+            <w:pPr>
+              <w:keepLines/>
+              <w:spacing w:after="0"/>
+            </w:pPr>
+            <w:r>
+              <w:rPr>
+                <w:rFonts w:ascii="Arial" w:hAnsi="Arial" w:eastAsia="Arial" w:cs="Tahoma"/>
+                <w:sz w:val="18"/>
+              </w:rPr>
+            </w:r>
+            <w:r>
+              <w:rPr>
+                <w:rFonts w:ascii="Arial" w:hAnsi="Arial" w:eastAsia="Arial" w:cs="Tahoma"/>
+                <w:sz w:val="18"/>
+              </w:rPr>
               <w:t>11</w:t>
+            </w:r>
+          </w:p>
+        </w:tc>
+        <w:tc>
+          <w:tcPr>
+            <w:tcW w:type="dxa" w:w="2016"/>
+            <w:vAlign w:val="center"/>
+          </w:tcPr>
+          <w:p>
+            <w:pPr>
+              <w:keepLines/>
+              <w:spacing w:after="0"/>
+            </w:pPr>
+            <w:r>
+              <w:rPr>
+                <w:rFonts w:ascii="Arial" w:hAnsi="Arial" w:eastAsia="Arial" w:cs="Tahoma"/>
+                <w:sz w:val="18"/>
+              </w:rPr>
+            </w:r>
+            <w:r>
+              <w:rPr>
+                <w:rFonts w:ascii="Arial" w:hAnsi="Arial" w:eastAsia="Arial" w:cs="Tahoma"/>
+                <w:sz w:val="18"/>
+              </w:rPr>
+              <w:t>เต็มฉบับ</w:t>
+            </w:r>
+          </w:p>
+        </w:tc>
+      </w:tr>
+      <w:tr>
+        <w:trPr>
+          <w:cantSplit/>
+        </w:trPr>
+        <w:tc>
+          <w:tcPr>
+            <w:tcW w:type="dxa" w:w="2016"/>
+            <w:vAlign w:val="center"/>
+          </w:tcPr>
+          <w:p>
+            <w:pPr>
+              <w:keepLines/>
+              <w:spacing w:after="0"/>
+            </w:pPr>
+            <w:r>
+              <w:rPr>
+                <w:rFonts w:ascii="Arial" w:hAnsi="Arial" w:eastAsia="Arial" w:cs="Tahoma"/>
+                <w:sz w:val="18"/>
+              </w:rPr>
+            </w:r>
+            <w:r>
+              <w:rPr>
+                <w:rFonts w:ascii="Courier New" w:hAnsi="Courier New" w:eastAsia="Courier New" w:cs="Tahoma"/>
+                <w:sz w:val="18"/>
+              </w:rPr>
+              <w:t>LLDD-BE-Job-10-NotifyNoReceiveData.pdf</w:t>
+            </w:r>
+          </w:p>
+        </w:tc>
+        <w:tc>
+          <w:tcPr>
+            <w:tcW w:type="dxa" w:w="2016"/>
+            <w:vAlign w:val="center"/>
+          </w:tcPr>
+          <w:p>
+            <w:pPr>
+              <w:keepLines/>
+              <w:spacing w:after="0"/>
+            </w:pPr>
+            <w:r>
+              <w:rPr>
+                <w:rFonts w:ascii="Arial" w:hAnsi="Arial" w:eastAsia="Arial" w:cs="Tahoma"/>
+                <w:sz w:val="18"/>
+              </w:rPr>
+            </w:r>
+            <w:r>
+              <w:rPr>
+                <w:rFonts w:ascii="Arial" w:hAnsi="Arial" w:eastAsia="Arial" w:cs="Tahoma"/>
+                <w:sz w:val="18"/>
+              </w:rPr>
+              <w:t>BE</w:t>
+            </w:r>
+          </w:p>
+        </w:tc>
+        <w:tc>
+          <w:tcPr>
+            <w:tcW w:type="dxa" w:w="2016"/>
+            <w:vAlign w:val="center"/>
+          </w:tcPr>
+          <w:p>
+            <w:pPr>
+              <w:keepLines/>
+              <w:spacing w:after="0"/>
+            </w:pPr>
+            <w:r>
+              <w:rPr>
+                <w:rFonts w:ascii="Arial" w:hAnsi="Arial" w:eastAsia="Arial" w:cs="Tahoma"/>
+                <w:sz w:val="18"/>
+              </w:rPr>
+            </w:r>
+            <w:r>
+              <w:rPr>
+                <w:rFonts w:ascii="Arial" w:hAnsi="Arial" w:eastAsia="Arial" w:cs="Tahoma"/>
+                <w:sz w:val="18"/>
+              </w:rPr>
+              <w:t>Bank</w:t>
+            </w:r>
+          </w:p>
+        </w:tc>
+        <w:tc>
+          <w:tcPr>
+            <w:tcW w:type="dxa" w:w="2016"/>
+            <w:vAlign w:val="center"/>
+          </w:tcPr>
+          <w:p>
+            <w:pPr>
+              <w:keepLines/>
+              <w:spacing w:after="0"/>
+            </w:pPr>
+            <w:r>
+              <w:rPr>
+                <w:rFonts w:ascii="Arial" w:hAnsi="Arial" w:eastAsia="Arial" w:cs="Tahoma"/>
+                <w:sz w:val="18"/>
+              </w:rPr>
+            </w:r>
+            <w:r>
+              <w:rPr>
+                <w:rFonts w:ascii="Arial" w:hAnsi="Arial" w:eastAsia="Arial" w:cs="Tahoma"/>
+                <w:sz w:val="18"/>
+              </w:rPr>
+              <w:t>8</w:t>
             </w:r>
           </w:p>
         </w:tc>

--- a/LLDD/word/LLDD-To-Be.docx
+++ b/LLDD/word/LLDD-To-Be.docx
@@ -5004,7 +5004,7 @@
         <w:keepLines/>
       </w:pPr>
       <w:r>
-        <w:t>โครงฐานข้อมูลเป้าหมาย 20 ตาราง + migration/cutover จากระบบเดิม</w:t>
+        <w:t>โครงฐานข้อมูลเป้าหมาย 21 ตาราง + migration/cutover จากระบบเดิม</w:t>
       </w:r>
     </w:p>
     <w:p>

--- a/LLDD/word/LLDD-To-Be.docx
+++ b/LLDD/word/LLDD-To-Be.docx
@@ -309,7 +309,7 @@
         <w:t>เฉพาะงานที่ To-Be เพิ่มเข้ามาใหม่ = 496 ชั่วโมง</w:t>
       </w:r>
       <w:r>
-        <w:t xml:space="preserve"> เท่านั้น · งานฐานรากที่ต้องทำอยู่แล้วไม่ว่าจะมี To-Be หรือไม่ (317 ชั่วโมง — โครงฐานข้อมูล, pipeline FGI/FCS, สัญญากลาง API/FE, shell ของ portal, งานทดสอบ/ส่งมอบ) แยกไว้ท้ายเอกสารและ</w:t>
+        <w:t xml:space="preserve"> เท่านั้น · งานฐานรากที่ต้องทำอยู่แล้วไม่ว่าจะมี To-Be หรือไม่ (330 ชั่วโมง — โครงฐานข้อมูล, pipeline FGI/FCS, สัญญากลาง API/FE, shell ของ portal, งานทดสอบ/ส่งมอบ) แยกไว้ท้ายเอกสารและ</w:t>
       </w:r>
       <w:r>
         <w:rPr>
@@ -1224,7 +1224,7 @@
                 <w:rFonts w:ascii="Arial" w:hAnsi="Arial" w:eastAsia="Arial" w:cs="Tahoma"/>
                 <w:sz w:val="18"/>
               </w:rPr>
-              <w:t>*234*</w:t>
+              <w:t>*247*</w:t>
             </w:r>
           </w:p>
         </w:tc>
@@ -1249,7 +1249,7 @@
                 <w:rFonts w:ascii="Arial" w:hAnsi="Arial" w:eastAsia="Arial" w:cs="Tahoma"/>
                 <w:sz w:val="18"/>
               </w:rPr>
-              <w:t>*317*</w:t>
+              <w:t>*330*</w:t>
             </w:r>
           </w:p>
         </w:tc>
@@ -5016,7 +5016,7 @@
         <w:keepNext w:val="0"/>
       </w:pPr>
       <w:r>
-        <w:t>งานชุดนี้ (317 ชั่วโมง · FE 83 + BE 234) ต้องทำอยู่แล้วไม่ว่าจะมี To-Be หรือไม่ — SDD ไม่ได้ระบุเป็นข้อ และไม่ควรนับเป็นต้นทุนของการเปลี่ยนแปลงตาม To-Be · แสดงไว้เพื่อให้เห็นภาพรวมของชุดส่งมอบทั้งหมดเท่านั้น</w:t>
+        <w:t>งานชุดนี้ (330 ชั่วโมง · FE 83 + BE 247) ต้องทำอยู่แล้วไม่ว่าจะมี To-Be หรือไม่ — SDD ไม่ได้ระบุเป็นข้อ และไม่ควรนับเป็นต้นทุนของการเปลี่ยนแปลงตาม To-Be · แสดงไว้เพื่อให้เห็นภาพรวมของชุดส่งมอบทั้งหมดเท่านั้น</w:t>
       </w:r>
     </w:p>
     <w:p>
@@ -5043,7 +5043,7 @@
         <w:t>batch job ทั้งหมด</w:t>
       </w:r>
       <w:r>
-        <w:t xml:space="preserve"> Jobs 2, 3, 4, 5, 6, 7, 8, 8b, 9, 10, 12 (รวม 11 job) และงาน interface/อีเมล</w:t>
+        <w:t xml:space="preserve"> Jobs 2, 3, 4, 5, 6, 7, 8, 8b, 9, 10, 11, 12 (รวม 12 job) และงาน interface/อีเมล</w:t>
       </w:r>
     </w:p>
     <w:p>
@@ -6464,6 +6464,136 @@
                 <w:sz w:val="18"/>
               </w:rPr>
               <w:t>16</w:t>
+            </w:r>
+          </w:p>
+        </w:tc>
+        <w:tc>
+          <w:tcPr>
+            <w:tcW w:type="dxa" w:w="2016"/>
+            <w:vAlign w:val="center"/>
+          </w:tcPr>
+          <w:p>
+            <w:pPr>
+              <w:keepLines/>
+              <w:spacing w:after="0"/>
+            </w:pPr>
+            <w:r>
+              <w:rPr>
+                <w:rFonts w:ascii="Arial" w:hAnsi="Arial" w:eastAsia="Arial" w:cs="Tahoma"/>
+                <w:sz w:val="18"/>
+              </w:rPr>
+            </w:r>
+            <w:r>
+              <w:rPr>
+                <w:rFonts w:ascii="Arial" w:hAnsi="Arial" w:eastAsia="Arial" w:cs="Tahoma"/>
+                <w:sz w:val="18"/>
+              </w:rPr>
+              <w:t>เต็มฉบับ</w:t>
+            </w:r>
+          </w:p>
+        </w:tc>
+      </w:tr>
+      <w:tr>
+        <w:trPr>
+          <w:cantSplit/>
+        </w:trPr>
+        <w:tc>
+          <w:tcPr>
+            <w:tcW w:type="dxa" w:w="2016"/>
+            <w:vAlign w:val="center"/>
+          </w:tcPr>
+          <w:p>
+            <w:pPr>
+              <w:keepLines/>
+              <w:spacing w:after="0"/>
+            </w:pPr>
+            <w:r>
+              <w:rPr>
+                <w:rFonts w:ascii="Arial" w:hAnsi="Arial" w:eastAsia="Arial" w:cs="Tahoma"/>
+                <w:sz w:val="18"/>
+              </w:rPr>
+            </w:r>
+            <w:r>
+              <w:rPr>
+                <w:rFonts w:ascii="Courier New" w:hAnsi="Courier New" w:eastAsia="Courier New" w:cs="Tahoma"/>
+                <w:sz w:val="18"/>
+              </w:rPr>
+              <w:t>LLDD-BE-Job-11-UpdateCompensateFromSTA.pdf</w:t>
+            </w:r>
+          </w:p>
+        </w:tc>
+        <w:tc>
+          <w:tcPr>
+            <w:tcW w:type="dxa" w:w="2016"/>
+            <w:vAlign w:val="center"/>
+          </w:tcPr>
+          <w:p>
+            <w:pPr>
+              <w:keepLines/>
+              <w:spacing w:after="0"/>
+            </w:pPr>
+            <w:r>
+              <w:rPr>
+                <w:rFonts w:ascii="Arial" w:hAnsi="Arial" w:eastAsia="Arial" w:cs="Tahoma"/>
+                <w:sz w:val="18"/>
+              </w:rPr>
+            </w:r>
+            <w:r>
+              <w:rPr>
+                <w:rFonts w:ascii="Arial" w:hAnsi="Arial" w:eastAsia="Arial" w:cs="Tahoma"/>
+                <w:sz w:val="18"/>
+              </w:rPr>
+              <w:t>BE</w:t>
+            </w:r>
+          </w:p>
+        </w:tc>
+        <w:tc>
+          <w:tcPr>
+            <w:tcW w:type="dxa" w:w="2016"/>
+            <w:vAlign w:val="center"/>
+          </w:tcPr>
+          <w:p>
+            <w:pPr>
+              <w:keepLines/>
+              <w:spacing w:after="0"/>
+            </w:pPr>
+            <w:r>
+              <w:rPr>
+                <w:rFonts w:ascii="Arial" w:hAnsi="Arial" w:eastAsia="Arial" w:cs="Tahoma"/>
+                <w:sz w:val="18"/>
+              </w:rPr>
+            </w:r>
+            <w:r>
+              <w:rPr>
+                <w:rFonts w:ascii="Arial" w:hAnsi="Arial" w:eastAsia="Arial" w:cs="Tahoma"/>
+                <w:sz w:val="18"/>
+              </w:rPr>
+              <w:t>Bank</w:t>
+            </w:r>
+          </w:p>
+        </w:tc>
+        <w:tc>
+          <w:tcPr>
+            <w:tcW w:type="dxa" w:w="2016"/>
+            <w:vAlign w:val="center"/>
+          </w:tcPr>
+          <w:p>
+            <w:pPr>
+              <w:keepLines/>
+              <w:spacing w:after="0"/>
+            </w:pPr>
+            <w:r>
+              <w:rPr>
+                <w:rFonts w:ascii="Arial" w:hAnsi="Arial" w:eastAsia="Arial" w:cs="Tahoma"/>
+                <w:sz w:val="18"/>
+              </w:rPr>
+            </w:r>
+            <w:r>
+              <w:rPr>
+                <w:rFonts w:ascii="Arial" w:hAnsi="Arial" w:eastAsia="Arial" w:cs="Tahoma"/>
+                <w:sz w:val="18"/>
+              </w:rPr>
+              <w:t>13</w:t>
             </w:r>
           </w:p>
         </w:tc>

--- a/LLDD/word/LLDD-To-Be.docx
+++ b/LLDD/word/LLDD-To-Be.docx
@@ -309,7 +309,7 @@
         <w:t>เฉพาะงานที่ To-Be เพิ่มเข้ามาใหม่ = 496 ชั่วโมง</w:t>
       </w:r>
       <w:r>
-        <w:t xml:space="preserve"> เท่านั้น · งานฐานรากที่ต้องทำอยู่แล้วไม่ว่าจะมี To-Be หรือไม่ (330 ชั่วโมง — โครงฐานข้อมูล, pipeline FGI/FCS, สัญญากลาง API/FE, shell ของ portal, งานทดสอบ/ส่งมอบ) แยกไว้ท้ายเอกสารและ</w:t>
+        <w:t xml:space="preserve"> เท่านั้น · งานฐานรากที่ต้องทำอยู่แล้วไม่ว่าจะมี To-Be หรือไม่ (317 ชั่วโมง — โครงฐานข้อมูล, pipeline FGI/FCS, สัญญากลาง API/FE, shell ของ portal, งานทดสอบ/ส่งมอบ) แยกไว้ท้ายเอกสารและ</w:t>
       </w:r>
       <w:r>
         <w:rPr>
@@ -1224,7 +1224,7 @@
                 <w:rFonts w:ascii="Arial" w:hAnsi="Arial" w:eastAsia="Arial" w:cs="Tahoma"/>
                 <w:sz w:val="18"/>
               </w:rPr>
-              <w:t>*247*</w:t>
+              <w:t>*234*</w:t>
             </w:r>
           </w:p>
         </w:tc>
@@ -1249,7 +1249,7 @@
                 <w:rFonts w:ascii="Arial" w:hAnsi="Arial" w:eastAsia="Arial" w:cs="Tahoma"/>
                 <w:sz w:val="18"/>
               </w:rPr>
-              <w:t>*330*</w:t>
+              <w:t>*317*</w:t>
             </w:r>
           </w:p>
         </w:tc>
@@ -5016,7 +5016,7 @@
         <w:keepNext w:val="0"/>
       </w:pPr>
       <w:r>
-        <w:t>งานชุดนี้ (330 ชั่วโมง · FE 83 + BE 247) ต้องทำอยู่แล้วไม่ว่าจะมี To-Be หรือไม่ — SDD ไม่ได้ระบุเป็นข้อ และไม่ควรนับเป็นต้นทุนของการเปลี่ยนแปลงตาม To-Be · แสดงไว้เพื่อให้เห็นภาพรวมของชุดส่งมอบทั้งหมดเท่านั้น</w:t>
+        <w:t>งานชุดนี้ (317 ชั่วโมง · FE 83 + BE 234) ต้องทำอยู่แล้วไม่ว่าจะมี To-Be หรือไม่ — SDD ไม่ได้ระบุเป็นข้อ และไม่ควรนับเป็นต้นทุนของการเปลี่ยนแปลงตาม To-Be · แสดงไว้เพื่อให้เห็นภาพรวมของชุดส่งมอบทั้งหมดเท่านั้น</w:t>
       </w:r>
     </w:p>
     <w:p>
@@ -5043,7 +5043,7 @@
         <w:t>batch job ทั้งหมด</w:t>
       </w:r>
       <w:r>
-        <w:t xml:space="preserve"> Jobs 2, 3, 4, 5, 6, 7, 8, 8b, 9, 10, 11, 12 (รวม 12 job) และงาน interface/อีเมล</w:t>
+        <w:t xml:space="preserve"> Jobs 2, 3, 4, 5, 6, 7, 8, 8b, 9, 10, 12 (รวม 11 job) และงาน interface/อีเมล</w:t>
       </w:r>
     </w:p>
     <w:p>
@@ -6464,136 +6464,6 @@
                 <w:sz w:val="18"/>
               </w:rPr>
               <w:t>16</w:t>
-            </w:r>
-          </w:p>
-        </w:tc>
-        <w:tc>
-          <w:tcPr>
-            <w:tcW w:type="dxa" w:w="2016"/>
-            <w:vAlign w:val="center"/>
-          </w:tcPr>
-          <w:p>
-            <w:pPr>
-              <w:keepLines/>
-              <w:spacing w:after="0"/>
-            </w:pPr>
-            <w:r>
-              <w:rPr>
-                <w:rFonts w:ascii="Arial" w:hAnsi="Arial" w:eastAsia="Arial" w:cs="Tahoma"/>
-                <w:sz w:val="18"/>
-              </w:rPr>
-            </w:r>
-            <w:r>
-              <w:rPr>
-                <w:rFonts w:ascii="Arial" w:hAnsi="Arial" w:eastAsia="Arial" w:cs="Tahoma"/>
-                <w:sz w:val="18"/>
-              </w:rPr>
-              <w:t>เต็มฉบับ</w:t>
-            </w:r>
-          </w:p>
-        </w:tc>
-      </w:tr>
-      <w:tr>
-        <w:trPr>
-          <w:cantSplit/>
-        </w:trPr>
-        <w:tc>
-          <w:tcPr>
-            <w:tcW w:type="dxa" w:w="2016"/>
-            <w:vAlign w:val="center"/>
-          </w:tcPr>
-          <w:p>
-            <w:pPr>
-              <w:keepLines/>
-              <w:spacing w:after="0"/>
-            </w:pPr>
-            <w:r>
-              <w:rPr>
-                <w:rFonts w:ascii="Arial" w:hAnsi="Arial" w:eastAsia="Arial" w:cs="Tahoma"/>
-                <w:sz w:val="18"/>
-              </w:rPr>
-            </w:r>
-            <w:r>
-              <w:rPr>
-                <w:rFonts w:ascii="Courier New" w:hAnsi="Courier New" w:eastAsia="Courier New" w:cs="Tahoma"/>
-                <w:sz w:val="18"/>
-              </w:rPr>
-              <w:t>LLDD-BE-Job-11-UpdateCompensateFromSTA.pdf</w:t>
-            </w:r>
-          </w:p>
-        </w:tc>
-        <w:tc>
-          <w:tcPr>
-            <w:tcW w:type="dxa" w:w="2016"/>
-            <w:vAlign w:val="center"/>
-          </w:tcPr>
-          <w:p>
-            <w:pPr>
-              <w:keepLines/>
-              <w:spacing w:after="0"/>
-            </w:pPr>
-            <w:r>
-              <w:rPr>
-                <w:rFonts w:ascii="Arial" w:hAnsi="Arial" w:eastAsia="Arial" w:cs="Tahoma"/>
-                <w:sz w:val="18"/>
-              </w:rPr>
-            </w:r>
-            <w:r>
-              <w:rPr>
-                <w:rFonts w:ascii="Arial" w:hAnsi="Arial" w:eastAsia="Arial" w:cs="Tahoma"/>
-                <w:sz w:val="18"/>
-              </w:rPr>
-              <w:t>BE</w:t>
-            </w:r>
-          </w:p>
-        </w:tc>
-        <w:tc>
-          <w:tcPr>
-            <w:tcW w:type="dxa" w:w="2016"/>
-            <w:vAlign w:val="center"/>
-          </w:tcPr>
-          <w:p>
-            <w:pPr>
-              <w:keepLines/>
-              <w:spacing w:after="0"/>
-            </w:pPr>
-            <w:r>
-              <w:rPr>
-                <w:rFonts w:ascii="Arial" w:hAnsi="Arial" w:eastAsia="Arial" w:cs="Tahoma"/>
-                <w:sz w:val="18"/>
-              </w:rPr>
-            </w:r>
-            <w:r>
-              <w:rPr>
-                <w:rFonts w:ascii="Arial" w:hAnsi="Arial" w:eastAsia="Arial" w:cs="Tahoma"/>
-                <w:sz w:val="18"/>
-              </w:rPr>
-              <w:t>Bank</w:t>
-            </w:r>
-          </w:p>
-        </w:tc>
-        <w:tc>
-          <w:tcPr>
-            <w:tcW w:type="dxa" w:w="2016"/>
-            <w:vAlign w:val="center"/>
-          </w:tcPr>
-          <w:p>
-            <w:pPr>
-              <w:keepLines/>
-              <w:spacing w:after="0"/>
-            </w:pPr>
-            <w:r>
-              <w:rPr>
-                <w:rFonts w:ascii="Arial" w:hAnsi="Arial" w:eastAsia="Arial" w:cs="Tahoma"/>
-                <w:sz w:val="18"/>
-              </w:rPr>
-            </w:r>
-            <w:r>
-              <w:rPr>
-                <w:rFonts w:ascii="Arial" w:hAnsi="Arial" w:eastAsia="Arial" w:cs="Tahoma"/>
-                <w:sz w:val="18"/>
-              </w:rPr>
-              <w:t>13</w:t>
             </w:r>
           </w:p>
         </w:tc>
